--- a/docs/S2_표준매핑_실행가이드.docx
+++ b/docs/S2_표준매핑_실행가이드.docx
@@ -650,6 +650,24 @@
           <w:b/>
         </w:rPr>
         <w:t xml:space="preserve">여러 줄을 한꺼번에 붙여 넣지 말고 한 줄씩 실행한다.</w:t>
+      </w:r>
+      <w:r>
+        <w:t xml:space="preserve"> </w:t>
+      </w:r>
+      <w:r>
+        <w:t xml:space="preserve">명령 블록에서</w:t>
+      </w:r>
+      <w:r>
+        <w:t xml:space="preserve"> </w:t>
+      </w:r>
+      <w:r>
+        <w:rPr>
+          <w:rStyle w:val="VerbatimChar"/>
+        </w:rPr>
+        <w:t xml:space="preserve">#</w:t>
+      </w:r>
+      <w:r>
+        <w:t xml:space="preserve">로 시작하는 줄은 바로 아래 명령의 설명이다. 입력하지 않아도 되고, 붙여 넣어도 셸이 무시한다.</w:t>
       </w:r>
     </w:p>
     <w:bookmarkEnd w:id="20"/>
@@ -3244,6 +3262,15 @@
       </w:pPr>
       <w:r>
         <w:rPr>
+          <w:rStyle w:val="CommentTok"/>
+        </w:rPr>
+        <w:t xml:space="preserve"># 저장소 최상위로 이동 — 새 터미널 창은 홈(~)에서 시작하므로 매번 먼저 실행</w:t>
+      </w:r>
+      <w:r>
+        <w:br/>
+      </w:r>
+      <w:r>
+        <w:rPr>
           <w:rStyle w:val="BuiltInTok"/>
         </w:rPr>
         <w:t xml:space="preserve">cd</w:t>
@@ -3268,6 +3295,15 @@
       </w:pPr>
       <w:r>
         <w:rPr>
+          <w:rStyle w:val="CommentTok"/>
+        </w:rPr>
+        <w:t xml:space="preserve"># main 브랜치로 바꾼다</w:t>
+      </w:r>
+      <w:r>
+        <w:br/>
+      </w:r>
+      <w:r>
+        <w:rPr>
           <w:rStyle w:val="FunctionTok"/>
         </w:rPr>
         <w:t xml:space="preserve">git</w:t>
@@ -3292,6 +3328,15 @@
       </w:pPr>
       <w:r>
         <w:rPr>
+          <w:rStyle w:val="CommentTok"/>
+        </w:rPr>
+        <w:t xml:space="preserve"># 원격(GitHub)의 최신 커밋을 받는다</w:t>
+      </w:r>
+      <w:r>
+        <w:br/>
+      </w:r>
+      <w:r>
+        <w:rPr>
           <w:rStyle w:val="FunctionTok"/>
         </w:rPr>
         <w:t xml:space="preserve">git</w:t>
@@ -3316,6 +3361,15 @@
       </w:pPr>
       <w:r>
         <w:rPr>
+          <w:rStyle w:val="CommentTok"/>
+        </w:rPr>
+        <w:t xml:space="preserve"># Python 버전 확인 — 3.10 이상 필요(automap의 타입 표기)</w:t>
+      </w:r>
+      <w:r>
+        <w:br/>
+      </w:r>
+      <w:r>
+        <w:rPr>
           <w:rStyle w:val="ExtensionTok"/>
         </w:rPr>
         <w:t xml:space="preserve">python</w:t>
@@ -3346,6 +3400,15 @@
       </w:pPr>
       <w:r>
         <w:rPr>
+          <w:rStyle w:val="CommentTok"/>
+        </w:rPr>
+        <w:t xml:space="preserve"># -c 뒤 문자열을 Python 코드로 실행 — 두 라이브러리를 불러 보고 성공하면 OK 출력</w:t>
+      </w:r>
+      <w:r>
+        <w:br/>
+      </w:r>
+      <w:r>
+        <w:rPr>
           <w:rStyle w:val="ExtensionTok"/>
         </w:rPr>
         <w:t xml:space="preserve">python</w:t>
@@ -3414,6 +3477,15 @@
       </w:pPr>
       <w:r>
         <w:rPr>
+          <w:rStyle w:val="CommentTok"/>
+        </w:rPr>
+        <w:t xml:space="preserve"># 지금 쓰는 python에 딸린 pip(-m pip)로 설치 — 여러 Python이 있을 때 엉뚱한 곳에 설치되는 것을 막음</w:t>
+      </w:r>
+      <w:r>
+        <w:br/>
+      </w:r>
+      <w:r>
+        <w:rPr>
           <w:rStyle w:val="ExtensionTok"/>
         </w:rPr>
         <w:t xml:space="preserve">python</w:t>
@@ -3484,6 +3556,33 @@
       </w:pPr>
       <w:r>
         <w:rPr>
+          <w:rStyle w:val="CommentTok"/>
+        </w:rPr>
+        <w:t xml:space="preserve"># 명령 앞의 '변수=값'은 이 명령 한 번에만 적용되는 환경변수</w:t>
+      </w:r>
+      <w:r>
+        <w:br/>
+      </w:r>
+      <w:r>
+        <w:rPr>
+          <w:rStyle w:val="CommentTok"/>
+        </w:rPr>
+        <w:t xml:space="preserve">#   PYYAML_FORCE_LIBYAML=0 : C 확장(libyaml)을 빼고 순수 Python으로 빌드 → C++ 컴파일러 불필요</w:t>
+      </w:r>
+      <w:r>
+        <w:br/>
+      </w:r>
+      <w:r>
+        <w:rPr>
+          <w:rStyle w:val="CommentTok"/>
+        </w:rPr>
+        <w:t xml:space="preserve">#   --no-cache-dir         : 실패했던 이전 빌드 캐시를 쓰지 않음</w:t>
+      </w:r>
+      <w:r>
+        <w:br/>
+      </w:r>
+      <w:r>
+        <w:rPr>
           <w:rStyle w:val="VariableTok"/>
         </w:rPr>
         <w:t xml:space="preserve">PYYAML_FORCE_LIBYAML</w:t>
@@ -3650,6 +3749,15 @@
       </w:pPr>
       <w:r>
         <w:rPr>
+          <w:rStyle w:val="CommentTok"/>
+        </w:rPr>
+        <w:t xml:space="preserve"># export: 이 창에서 이후 실행하는 모든 명령에 적용 — Python 입출력을 UTF-8로(한글 깨짐 방지)</w:t>
+      </w:r>
+      <w:r>
+        <w:br/>
+      </w:r>
+      <w:r>
+        <w:rPr>
           <w:rStyle w:val="BuiltInTok"/>
         </w:rPr>
         <w:t xml:space="preserve">export</w:t>
@@ -3730,6 +3838,33 @@
           <w:right w:val="single" w:sz="4" w:space="4" w:color="D0D5DD"/>
         </w:pBdr>
       </w:pPr>
+      <w:r>
+        <w:rPr>
+          <w:rStyle w:val="CommentTok"/>
+        </w:rPr>
+        <w:t xml:space="preserve"># PYTHONPATH=tools/ksxgen : Python이 ksxgen 패키지를 찾을 폴더(이 명령에만 적용)</w:t>
+      </w:r>
+      <w:r>
+        <w:br/>
+      </w:r>
+      <w:r>
+        <w:rPr>
+          <w:rStyle w:val="CommentTok"/>
+        </w:rPr>
+        <w:t xml:space="preserve"># -m ksxgen               : 패키지를 프로그램으로 실행</w:t>
+      </w:r>
+      <w:r>
+        <w:br/>
+      </w:r>
+      <w:r>
+        <w:rPr>
+          <w:rStyle w:val="CommentTok"/>
+        </w:rPr>
+        <w:t xml:space="preserve"># ext-template --out …    : 빈 확장 정의서 양식(예시 행 포함)을 지정 위치에 만듦</w:t>
+      </w:r>
+      <w:r>
+        <w:br/>
+      </w:r>
       <w:r>
         <w:rPr>
           <w:rStyle w:val="VariableTok"/>
@@ -4318,6 +4453,15 @@
       </w:pPr>
       <w:r>
         <w:rPr>
+          <w:rStyle w:val="CommentTok"/>
+        </w:rPr>
+        <w:t xml:space="preserve"># 기업 코드 — 데이터 IRI(d:{기업}/…)와 보고서에 쓰임</w:t>
+      </w:r>
+      <w:r>
+        <w:br/>
+      </w:r>
+      <w:r>
+        <w:rPr>
           <w:rStyle w:val="FunctionTok"/>
         </w:rPr>
         <w:t xml:space="preserve">ent</w:t>
@@ -4339,6 +4483,15 @@
       </w:r>
       <w:r>
         <w:rPr>
+          <w:rStyle w:val="CommentTok"/>
+        </w:rPr>
+        <w:t xml:space="preserve"># 새 속성·클래스의 접두어(impix:…) — 표준은 ksx:</w:t>
+      </w:r>
+      <w:r>
+        <w:br/>
+      </w:r>
+      <w:r>
+        <w:rPr>
           <w:rStyle w:val="FunctionTok"/>
         </w:rPr>
         <w:t xml:space="preserve">prefix</w:t>
@@ -4360,6 +4513,15 @@
       </w:r>
       <w:r>
         <w:rPr>
+          <w:rStyle w:val="CommentTok"/>
+        </w:rPr>
+        <w:t xml:space="preserve"># 기업 네임스페이스 IRI</w:t>
+      </w:r>
+      <w:r>
+        <w:br/>
+      </w:r>
+      <w:r>
+        <w:rPr>
           <w:rStyle w:val="FunctionTok"/>
         </w:rPr>
         <w:t xml:space="preserve">ns</w:t>
@@ -4381,6 +4543,15 @@
       </w:r>
       <w:r>
         <w:rPr>
+          <w:rStyle w:val="CommentTok"/>
+        </w:rPr>
+        <w:t xml:space="preserve"># 확장 테이블을 만들 DB 스키마(표준은 ksx)</w:t>
+      </w:r>
+      <w:r>
+        <w:br/>
+      </w:r>
+      <w:r>
+        <w:rPr>
           <w:rStyle w:val="FunctionTok"/>
         </w:rPr>
         <w:t xml:space="preserve">schema</w:t>
@@ -4396,6 +4567,15 @@
           <w:rStyle w:val="AttributeTok"/>
         </w:rPr>
         <w:t xml:space="preserve"> ext</w:t>
+      </w:r>
+      <w:r>
+        <w:br/>
+      </w:r>
+      <w:r>
+        <w:rPr>
+          <w:rStyle w:val="CommentTok"/>
+        </w:rPr>
+        <w:t xml:space="preserve"># 같은 폴더의 확장 정의서 파일 이름</w:t>
       </w:r>
       <w:r>
         <w:br/>
@@ -4442,6 +4622,24 @@
       </w:pPr>
       <w:r>
         <w:rPr>
+          <w:rStyle w:val="CommentTok"/>
+        </w:rPr>
+        <w:t xml:space="preserve"># ext-sync : 확장 정의서를 읽어 자동 행(PK·기본 속성·Core 키·관계·DDL 시트)을 채우고 금지 규칙을 검사해 같은 파일에 다시 씀</w:t>
+      </w:r>
+      <w:r>
+        <w:br/>
+      </w:r>
+      <w:r>
+        <w:rPr>
+          <w:rStyle w:val="CommentTok"/>
+        </w:rPr>
+        <w:t xml:space="preserve"># --std    : 표준 테이블 정의서 폴더 — 재정의·이름 충돌 검사의 기준</w:t>
+      </w:r>
+      <w:r>
+        <w:br/>
+      </w:r>
+      <w:r>
+        <w:rPr>
           <w:rStyle w:val="VariableTok"/>
         </w:rPr>
         <w:t xml:space="preserve">PYTHONPATH</w:t>
@@ -4506,6 +4704,24 @@
           <w:right w:val="single" w:sz="4" w:space="4" w:color="D0D5DD"/>
         </w:pBdr>
       </w:pPr>
+      <w:r>
+        <w:rPr>
+          <w:rStyle w:val="CommentTok"/>
+        </w:rPr>
+        <w:t xml:space="preserve"># build : 표준(--std)과 기업 확장(--ext)으로 온톨로지 생성물을 --out 폴더에 만듦</w:t>
+      </w:r>
+      <w:r>
+        <w:br/>
+      </w:r>
+      <w:r>
+        <w:rPr>
+          <w:rStyle w:val="CommentTok"/>
+        </w:rPr>
+        <w:t xml:space="preserve">#         T-Box(ttl)·SHACL·OBDA 매핑·DDL·코드 목록·리포트 — 확장 오류가 있으면 실패</w:t>
+      </w:r>
+      <w:r>
+        <w:br/>
+      </w:r>
       <w:r>
         <w:rPr>
           <w:rStyle w:val="VariableTok"/>
@@ -5184,6 +5400,15 @@
       </w:pPr>
       <w:r>
         <w:rPr>
+          <w:rStyle w:val="CommentTok"/>
+        </w:rPr>
+        <w:t xml:space="preserve"># 기업 코드</w:t>
+      </w:r>
+      <w:r>
+        <w:br/>
+      </w:r>
+      <w:r>
+        <w:rPr>
           <w:rStyle w:val="FunctionTok"/>
         </w:rPr>
         <w:t xml:space="preserve">enterprise</w:t>
@@ -5205,6 +5430,15 @@
       </w:r>
       <w:r>
         <w:rPr>
+          <w:rStyle w:val="CommentTok"/>
+        </w:rPr>
+        <w:t xml:space="preserve"># 표준 테이블 정의서·공통코드 워크시트 폴더</w:t>
+      </w:r>
+      <w:r>
+        <w:br/>
+      </w:r>
+      <w:r>
+        <w:rPr>
           <w:rStyle w:val="FunctionTok"/>
         </w:rPr>
         <w:t xml:space="preserve">std</w:t>
@@ -5226,6 +5460,15 @@
       </w:r>
       <w:r>
         <w:rPr>
+          <w:rStyle w:val="CommentTok"/>
+        </w:rPr>
+        <w:t xml:space="preserve"># 기업 확장 폴더(확장 속성도 매핑 대상이 됨)</w:t>
+      </w:r>
+      <w:r>
+        <w:br/>
+      </w:r>
+      <w:r>
+        <w:rPr>
           <w:rStyle w:val="FunctionTok"/>
         </w:rPr>
         <w:t xml:space="preserve">ext</w:t>
@@ -5247,6 +5490,15 @@
       </w:r>
       <w:r>
         <w:rPr>
+          <w:rStyle w:val="CommentTok"/>
+        </w:rPr>
+        <w:t xml:space="preserve"># S1이 만든 원천 추출 원자료(스키마·프로파일·코드)</w:t>
+      </w:r>
+      <w:r>
+        <w:br/>
+      </w:r>
+      <w:r>
+        <w:rPr>
           <w:rStyle w:val="FunctionTok"/>
         </w:rPr>
         <w:t xml:space="preserve">s1_extract</w:t>
@@ -5268,6 +5520,15 @@
       </w:r>
       <w:r>
         <w:rPr>
+          <w:rStyle w:val="CommentTok"/>
+        </w:rPr>
+        <w:t xml:space="preserve"># 약어 사전(정규화·컴포넌트 매칭)</w:t>
+      </w:r>
+      <w:r>
+        <w:br/>
+      </w:r>
+      <w:r>
+        <w:rPr>
           <w:rStyle w:val="FunctionTok"/>
         </w:rPr>
         <w:t xml:space="preserve">abbrev</w:t>
@@ -5289,6 +5550,15 @@
       </w:r>
       <w:r>
         <w:rPr>
+          <w:rStyle w:val="CommentTok"/>
+        </w:rPr>
+        <w:t xml:space="preserve"># 산출물 폴더</w:t>
+      </w:r>
+      <w:r>
+        <w:br/>
+      </w:r>
+      <w:r>
+        <w:rPr>
           <w:rStyle w:val="FunctionTok"/>
         </w:rPr>
         <w:t xml:space="preserve">out</w:t>
@@ -5310,6 +5580,15 @@
       </w:r>
       <w:r>
         <w:rPr>
+          <w:rStyle w:val="CommentTok"/>
+        </w:rPr>
+        <w:t xml:space="preserve"># 결정론 결과를 검토자가 확인 → reviewed(false면 draft)</w:t>
+      </w:r>
+      <w:r>
+        <w:br/>
+      </w:r>
+      <w:r>
+        <w:rPr>
           <w:rStyle w:val="FunctionTok"/>
         </w:rPr>
         <w:t xml:space="preserve">accept_auto</w:t>
@@ -5333,10 +5612,13 @@
         <w:t xml:space="preserve">true</w:t>
       </w:r>
       <w:r>
+        <w:br/>
+      </w:r>
+      <w:r>
         <w:rPr>
           <w:rStyle w:val="CommentTok"/>
         </w:rPr>
-        <w:t xml:space="preserve">          # 결정론 결과를 검토자가 확인 → reviewed</w:t>
+        <w:t xml:space="preserve"># S1 원천 전체 컬럼을 판정 대상으로</w:t>
       </w:r>
       <w:r>
         <w:br/>
@@ -5360,19 +5642,43 @@
         <w:t xml:space="preserve"> all</w:t>
       </w:r>
       <w:r>
+        <w:br/>
+      </w:r>
+      <w:r>
+        <w:rPr>
+          <w:rStyle w:val="FunctionTok"/>
+        </w:rPr>
+        <w:t xml:space="preserve">defaults</w:t>
+      </w:r>
+      <w:r>
+        <w:rPr>
+          <w:rStyle w:val="KeywordTok"/>
+        </w:rPr>
+        <w:t xml:space="preserve">:</w:t>
+      </w:r>
+      <w:r>
+        <w:br/>
+      </w:r>
+      <w:r>
         <w:rPr>
           <w:rStyle w:val="CommentTok"/>
         </w:rPr>
-        <w:t xml:space="preserve">          # S1 원천 전체 컬럼을 판정 대상으로</w:t>
+        <w:t xml:space="preserve">  # 모든 명세의 기본 속성 기본값(명세의 base가 덮어씀)</w:t>
       </w:r>
       <w:r>
         <w:br/>
       </w:r>
       <w:r>
         <w:rPr>
+          <w:rStyle w:val="AttributeTok"/>
+        </w:rPr>
+        <w:t xml:space="preserve">  </w:t>
+      </w:r>
+      <w:r>
+        <w:rPr>
           <w:rStyle w:val="FunctionTok"/>
         </w:rPr>
-        <w:t xml:space="preserve">defaults</w:t>
+        <w:t xml:space="preserve">base</w:t>
       </w:r>
       <w:r>
         <w:rPr>
@@ -5381,10 +5687,91 @@
         <w:t xml:space="preserve">:</w:t>
       </w:r>
       <w:r>
+        <w:rPr>
+          <w:rStyle w:val="AttributeTok"/>
+        </w:rPr>
+        <w:t xml:space="preserve"> </w:t>
+      </w:r>
+      <w:r>
+        <w:rPr>
+          <w:rStyle w:val="KeywordTok"/>
+        </w:rPr>
+        <w:t xml:space="preserve">{</w:t>
+      </w:r>
+      <w:r>
+        <w:rPr>
+          <w:rStyle w:val="AttributeTok"/>
+        </w:rPr>
+        <w:t xml:space="preserve"> </w:t>
+      </w:r>
+      <w:r>
+        <w:rPr>
+          <w:rStyle w:val="FunctionTok"/>
+        </w:rPr>
+        <w:t xml:space="preserve">EnterpriseID</w:t>
+      </w:r>
+      <w:r>
+        <w:rPr>
+          <w:rStyle w:val="KeywordTok"/>
+        </w:rPr>
+        <w:t xml:space="preserve">:</w:t>
+      </w:r>
+      <w:r>
+        <w:rPr>
+          <w:rStyle w:val="AttributeTok"/>
+        </w:rPr>
+        <w:t xml:space="preserve"> const(IMPIX)</w:t>
+      </w:r>
+      <w:r>
+        <w:rPr>
+          <w:rStyle w:val="KeywordTok"/>
+        </w:rPr>
+        <w:t xml:space="preserve">,</w:t>
+      </w:r>
+      <w:r>
+        <w:rPr>
+          <w:rStyle w:val="AttributeTok"/>
+        </w:rPr>
+        <w:t xml:space="preserve"> </w:t>
+      </w:r>
+      <w:r>
+        <w:rPr>
+          <w:rStyle w:val="FunctionTok"/>
+        </w:rPr>
+        <w:t xml:space="preserve">SiteID</w:t>
+      </w:r>
+      <w:r>
+        <w:rPr>
+          <w:rStyle w:val="KeywordTok"/>
+        </w:rPr>
+        <w:t xml:space="preserve">:</w:t>
+      </w:r>
+      <w:r>
+        <w:rPr>
+          <w:rStyle w:val="AttributeTok"/>
+        </w:rPr>
+        <w:t xml:space="preserve"> const(HQ) </w:t>
+      </w:r>
+      <w:r>
+        <w:rPr>
+          <w:rStyle w:val="KeywordTok"/>
+        </w:rPr>
+        <w:t xml:space="preserve">}</w:t>
+      </w:r>
+      <w:r>
         <w:br/>
       </w:r>
       <w:r>
         <w:rPr>
+          <w:rStyle w:val="CommentTok"/>
+        </w:rPr>
+        <w:t xml:space="preserve">  # 이 이름의 컬럼에는 항상 이 변환을 붙임</w:t>
+      </w:r>
+      <w:r>
+        <w:br/>
+      </w:r>
+      <w:r>
+        <w:rPr>
           <w:rStyle w:val="AttributeTok"/>
         </w:rPr>
         <w:t xml:space="preserve">  </w:t>
@@ -5393,6 +5780,387 @@
         <w:rPr>
           <w:rStyle w:val="FunctionTok"/>
         </w:rPr>
+        <w:t xml:space="preserve">transform_by_column</w:t>
+      </w:r>
+      <w:r>
+        <w:rPr>
+          <w:rStyle w:val="KeywordTok"/>
+        </w:rPr>
+        <w:t xml:space="preserve">:</w:t>
+      </w:r>
+      <w:r>
+        <w:rPr>
+          <w:rStyle w:val="AttributeTok"/>
+        </w:rPr>
+        <w:t xml:space="preserve"> </w:t>
+      </w:r>
+      <w:r>
+        <w:rPr>
+          <w:rStyle w:val="KeywordTok"/>
+        </w:rPr>
+        <w:t xml:space="preserve">{</w:t>
+      </w:r>
+      <w:r>
+        <w:rPr>
+          <w:rStyle w:val="AttributeTok"/>
+        </w:rPr>
+        <w:t xml:space="preserve"> </w:t>
+      </w:r>
+      <w:r>
+        <w:rPr>
+          <w:rStyle w:val="FunctionTok"/>
+        </w:rPr>
+        <w:t xml:space="preserve">item_cd</w:t>
+      </w:r>
+      <w:r>
+        <w:rPr>
+          <w:rStyle w:val="KeywordTok"/>
+        </w:rPr>
+        <w:t xml:space="preserve">:</w:t>
+      </w:r>
+      <w:r>
+        <w:rPr>
+          <w:rStyle w:val="AttributeTok"/>
+        </w:rPr>
+        <w:t xml:space="preserve"> upper_trim </w:t>
+      </w:r>
+      <w:r>
+        <w:rPr>
+          <w:rStyle w:val="KeywordTok"/>
+        </w:rPr>
+        <w:t xml:space="preserve">}</w:t>
+      </w:r>
+      <w:r>
+        <w:br/>
+      </w:r>
+      <w:r>
+        <w:rPr>
+          <w:rStyle w:val="FunctionTok"/>
+        </w:rPr>
+        <w:t xml:space="preserve">specs</w:t>
+      </w:r>
+      <w:r>
+        <w:rPr>
+          <w:rStyle w:val="KeywordTok"/>
+        </w:rPr>
+        <w:t xml:space="preserve">:</w:t>
+      </w:r>
+      <w:r>
+        <w:br/>
+      </w:r>
+      <w:r>
+        <w:rPr>
+          <w:rStyle w:val="CommentTok"/>
+        </w:rPr>
+        <w:t xml:space="preserve">  # 표준·확장 명사</w:t>
+      </w:r>
+      <w:r>
+        <w:br/>
+      </w:r>
+      <w:r>
+        <w:rPr>
+          <w:rStyle w:val="AttributeTok"/>
+        </w:rPr>
+        <w:t xml:space="preserve">  </w:t>
+      </w:r>
+      <w:r>
+        <w:rPr>
+          <w:rStyle w:val="KeywordTok"/>
+        </w:rPr>
+        <w:t xml:space="preserve">-</w:t>
+      </w:r>
+      <w:r>
+        <w:rPr>
+          <w:rStyle w:val="AttributeTok"/>
+        </w:rPr>
+        <w:t xml:space="preserve"> </w:t>
+      </w:r>
+      <w:r>
+        <w:rPr>
+          <w:rStyle w:val="FunctionTok"/>
+        </w:rPr>
+        <w:t xml:space="preserve">noun</w:t>
+      </w:r>
+      <w:r>
+        <w:rPr>
+          <w:rStyle w:val="KeywordTok"/>
+        </w:rPr>
+        <w:t xml:space="preserve">:</w:t>
+      </w:r>
+      <w:r>
+        <w:rPr>
+          <w:rStyle w:val="AttributeTok"/>
+        </w:rPr>
+        <w:t xml:space="preserve"> Alarm</w:t>
+      </w:r>
+      <w:r>
+        <w:br/>
+      </w:r>
+      <w:r>
+        <w:rPr>
+          <w:rStyle w:val="CommentTok"/>
+        </w:rPr>
+        <w:t xml:space="preserve">    # 주 원천 테이블(스키마.테이블)</w:t>
+      </w:r>
+      <w:r>
+        <w:br/>
+      </w:r>
+      <w:r>
+        <w:rPr>
+          <w:rStyle w:val="AttributeTok"/>
+        </w:rPr>
+        <w:t xml:space="preserve">    </w:t>
+      </w:r>
+      <w:r>
+        <w:rPr>
+          <w:rStyle w:val="FunctionTok"/>
+        </w:rPr>
+        <w:t xml:space="preserve">source</w:t>
+      </w:r>
+      <w:r>
+        <w:rPr>
+          <w:rStyle w:val="KeywordTok"/>
+        </w:rPr>
+        <w:t xml:space="preserve">:</w:t>
+      </w:r>
+      <w:r>
+        <w:rPr>
+          <w:rStyle w:val="AttributeTok"/>
+        </w:rPr>
+        <w:t xml:space="preserve"> mes.tb_alarm</w:t>
+      </w:r>
+      <w:r>
+        <w:br/>
+      </w:r>
+      <w:r>
+        <w:rPr>
+          <w:rStyle w:val="CommentTok"/>
+        </w:rPr>
+        <w:t xml:space="preserve">    # 구조 유형 — 원천 1행(발생·해제) → 이벤트 2행</w:t>
+      </w:r>
+      <w:r>
+        <w:br/>
+      </w:r>
+      <w:r>
+        <w:rPr>
+          <w:rStyle w:val="AttributeTok"/>
+        </w:rPr>
+        <w:t xml:space="preserve">    </w:t>
+      </w:r>
+      <w:r>
+        <w:rPr>
+          <w:rStyle w:val="FunctionTok"/>
+        </w:rPr>
+        <w:t xml:space="preserve">structure</w:t>
+      </w:r>
+      <w:r>
+        <w:rPr>
+          <w:rStyle w:val="KeywordTok"/>
+        </w:rPr>
+        <w:t xml:space="preserve">:</w:t>
+      </w:r>
+      <w:r>
+        <w:rPr>
+          <w:rStyle w:val="AttributeTok"/>
+        </w:rPr>
+        <w:t xml:space="preserve"> </w:t>
+      </w:r>
+      <w:r>
+        <w:rPr>
+          <w:rStyle w:val="StringTok"/>
+        </w:rPr>
+        <w:t xml:space="preserve">"이력(발생·해제)→이벤트 2행"</w:t>
+      </w:r>
+      <w:r>
+        <w:br/>
+      </w:r>
+      <w:r>
+        <w:rPr>
+          <w:rStyle w:val="CommentTok"/>
+        </w:rPr>
+        <w:t xml:space="preserve">    # 공장을 알기 위해 설비 마스터를 별칭 e로 조인</w:t>
+      </w:r>
+      <w:r>
+        <w:br/>
+      </w:r>
+      <w:r>
+        <w:rPr>
+          <w:rStyle w:val="AttributeTok"/>
+        </w:rPr>
+        <w:t xml:space="preserve">    </w:t>
+      </w:r>
+      <w:r>
+        <w:rPr>
+          <w:rStyle w:val="FunctionTok"/>
+        </w:rPr>
+        <w:t xml:space="preserve">join</w:t>
+      </w:r>
+      <w:r>
+        <w:rPr>
+          <w:rStyle w:val="KeywordTok"/>
+        </w:rPr>
+        <w:t xml:space="preserve">:</w:t>
+      </w:r>
+      <w:r>
+        <w:rPr>
+          <w:rStyle w:val="AttributeTok"/>
+        </w:rPr>
+        <w:t xml:space="preserve"> </w:t>
+      </w:r>
+      <w:r>
+        <w:rPr>
+          <w:rStyle w:val="KeywordTok"/>
+        </w:rPr>
+        <w:t xml:space="preserve">[</w:t>
+      </w:r>
+      <w:r>
+        <w:rPr>
+          <w:rStyle w:val="AttributeTok"/>
+        </w:rPr>
+        <w:t xml:space="preserve"> </w:t>
+      </w:r>
+      <w:r>
+        <w:rPr>
+          <w:rStyle w:val="KeywordTok"/>
+        </w:rPr>
+        <w:t xml:space="preserve">{</w:t>
+      </w:r>
+      <w:r>
+        <w:rPr>
+          <w:rStyle w:val="AttributeTok"/>
+        </w:rPr>
+        <w:t xml:space="preserve"> </w:t>
+      </w:r>
+      <w:r>
+        <w:rPr>
+          <w:rStyle w:val="FunctionTok"/>
+        </w:rPr>
+        <w:t xml:space="preserve">table</w:t>
+      </w:r>
+      <w:r>
+        <w:rPr>
+          <w:rStyle w:val="KeywordTok"/>
+        </w:rPr>
+        <w:t xml:space="preserve">:</w:t>
+      </w:r>
+      <w:r>
+        <w:rPr>
+          <w:rStyle w:val="AttributeTok"/>
+        </w:rPr>
+        <w:t xml:space="preserve"> mes.tm_eqp</w:t>
+      </w:r>
+      <w:r>
+        <w:rPr>
+          <w:rStyle w:val="KeywordTok"/>
+        </w:rPr>
+        <w:t xml:space="preserve">,</w:t>
+      </w:r>
+      <w:r>
+        <w:rPr>
+          <w:rStyle w:val="AttributeTok"/>
+        </w:rPr>
+        <w:t xml:space="preserve"> </w:t>
+      </w:r>
+      <w:r>
+        <w:rPr>
+          <w:rStyle w:val="FunctionTok"/>
+        </w:rPr>
+        <w:t xml:space="preserve">as</w:t>
+      </w:r>
+      <w:r>
+        <w:rPr>
+          <w:rStyle w:val="KeywordTok"/>
+        </w:rPr>
+        <w:t xml:space="preserve">:</w:t>
+      </w:r>
+      <w:r>
+        <w:rPr>
+          <w:rStyle w:val="AttributeTok"/>
+        </w:rPr>
+        <w:t xml:space="preserve"> e</w:t>
+      </w:r>
+      <w:r>
+        <w:rPr>
+          <w:rStyle w:val="KeywordTok"/>
+        </w:rPr>
+        <w:t xml:space="preserve">,</w:t>
+      </w:r>
+      <w:r>
+        <w:rPr>
+          <w:rStyle w:val="AttributeTok"/>
+        </w:rPr>
+        <w:t xml:space="preserve"> </w:t>
+      </w:r>
+      <w:r>
+        <w:rPr>
+          <w:rStyle w:val="FunctionTok"/>
+        </w:rPr>
+        <w:t xml:space="preserve">on</w:t>
+      </w:r>
+      <w:r>
+        <w:rPr>
+          <w:rStyle w:val="KeywordTok"/>
+        </w:rPr>
+        <w:t xml:space="preserve">:</w:t>
+      </w:r>
+      <w:r>
+        <w:rPr>
+          <w:rStyle w:val="AttributeTok"/>
+        </w:rPr>
+        <w:t xml:space="preserve"> </w:t>
+      </w:r>
+      <w:r>
+        <w:rPr>
+          <w:rStyle w:val="StringTok"/>
+        </w:rPr>
+        <w:t xml:space="preserve">"eqp_id = e.eqp_id"</w:t>
+      </w:r>
+      <w:r>
+        <w:rPr>
+          <w:rStyle w:val="AttributeTok"/>
+        </w:rPr>
+        <w:t xml:space="preserve"> </w:t>
+      </w:r>
+      <w:r>
+        <w:rPr>
+          <w:rStyle w:val="KeywordTok"/>
+        </w:rPr>
+        <w:t xml:space="preserve">}</w:t>
+      </w:r>
+      <w:r>
+        <w:rPr>
+          <w:rStyle w:val="AttributeTok"/>
+        </w:rPr>
+        <w:t xml:space="preserve"> </w:t>
+      </w:r>
+      <w:r>
+        <w:rPr>
+          <w:rStyle w:val="KeywordTok"/>
+        </w:rPr>
+        <w:t xml:space="preserve">]</w:t>
+      </w:r>
+      <w:r>
+        <w:br/>
+      </w:r>
+      <w:r>
+        <w:rPr>
+          <w:rStyle w:val="CommentTok"/>
+        </w:rPr>
+        <w:t xml:space="preserve">    # 공장 = 식별 대응표 plant로 e.fac_id 변환(IMP2 → P2)</w:t>
+      </w:r>
+      <w:r>
+        <w:br/>
+      </w:r>
+      <w:r>
+        <w:rPr>
+          <w:rStyle w:val="AttributeTok"/>
+        </w:rPr>
+        <w:t xml:space="preserve">    </w:t>
+      </w:r>
+      <w:r>
+        <w:rPr>
+          <w:rStyle w:val="FunctionTok"/>
+        </w:rPr>
         <w:t xml:space="preserve">base</w:t>
       </w:r>
       <w:r>
@@ -5423,7 +6191,7 @@
         <w:rPr>
           <w:rStyle w:val="FunctionTok"/>
         </w:rPr>
-        <w:t xml:space="preserve">EnterpriseID</w:t>
+        <w:t xml:space="preserve">PlantID</w:t>
       </w:r>
       <w:r>
         <w:rPr>
@@ -5435,12 +6203,117 @@
         <w:rPr>
           <w:rStyle w:val="AttributeTok"/>
         </w:rPr>
-        <w:t xml:space="preserve"> const(IMPIX)</w:t>
+        <w:t xml:space="preserve"> </w:t>
+      </w:r>
+      <w:r>
+        <w:rPr>
+          <w:rStyle w:val="StringTok"/>
+        </w:rPr>
+        <w:t xml:space="preserve">"xref(plant, e.fac_id)"</w:t>
+      </w:r>
+      <w:r>
+        <w:rPr>
+          <w:rStyle w:val="AttributeTok"/>
+        </w:rPr>
+        <w:t xml:space="preserve"> </w:t>
       </w:r>
       <w:r>
         <w:rPr>
           <w:rStyle w:val="KeywordTok"/>
         </w:rPr>
+        <w:t xml:space="preserve">}</w:t>
+      </w:r>
+      <w:r>
+        <w:br/>
+      </w:r>
+      <w:r>
+        <w:rPr>
+          <w:rStyle w:val="AttributeTok"/>
+        </w:rPr>
+        <w:t xml:space="preserve">    </w:t>
+      </w:r>
+      <w:r>
+        <w:rPr>
+          <w:rStyle w:val="FunctionTok"/>
+        </w:rPr>
+        <w:t xml:space="preserve">map</w:t>
+      </w:r>
+      <w:r>
+        <w:rPr>
+          <w:rStyle w:val="KeywordTok"/>
+        </w:rPr>
+        <w:t xml:space="preserve">:</w:t>
+      </w:r>
+      <w:r>
+        <w:br/>
+      </w:r>
+      <w:r>
+        <w:rPr>
+          <w:rStyle w:val="CommentTok"/>
+        </w:rPr>
+        <w:t xml:space="preserve">      # 식별자 생성 규칙(ev = ON·OFF)</w:t>
+      </w:r>
+      <w:r>
+        <w:br/>
+      </w:r>
+      <w:r>
+        <w:rPr>
+          <w:rStyle w:val="AttributeTok"/>
+        </w:rPr>
+        <w:t xml:space="preserve">      </w:t>
+      </w:r>
+      <w:r>
+        <w:rPr>
+          <w:rStyle w:val="FunctionTok"/>
+        </w:rPr>
+        <w:t xml:space="preserve">AlarmID</w:t>
+      </w:r>
+      <w:r>
+        <w:rPr>
+          <w:rStyle w:val="KeywordTok"/>
+        </w:rPr>
+        <w:t xml:space="preserve">:</w:t>
+      </w:r>
+      <w:r>
+        <w:rPr>
+          <w:rStyle w:val="AttributeTok"/>
+        </w:rPr>
+        <w:t xml:space="preserve"> </w:t>
+      </w:r>
+      <w:r>
+        <w:rPr>
+          <w:rStyle w:val="KeywordTok"/>
+        </w:rPr>
+        <w:t xml:space="preserve">{</w:t>
+      </w:r>
+      <w:r>
+        <w:rPr>
+          <w:rStyle w:val="AttributeTok"/>
+        </w:rPr>
+        <w:t xml:space="preserve"> </w:t>
+      </w:r>
+      <w:r>
+        <w:rPr>
+          <w:rStyle w:val="FunctionTok"/>
+        </w:rPr>
+        <w:t xml:space="preserve">from</w:t>
+      </w:r>
+      <w:r>
+        <w:rPr>
+          <w:rStyle w:val="KeywordTok"/>
+        </w:rPr>
+        <w:t xml:space="preserve">:</w:t>
+      </w:r>
+      <w:r>
+        <w:rPr>
+          <w:rStyle w:val="AttributeTok"/>
+        </w:rPr>
+        <w:t xml:space="preserve"> alm_seq</w:t>
+      </w:r>
+      <w:r>
+        <w:rPr>
+          <w:rStyle w:val="KeywordTok"/>
+        </w:rPr>
         <w:t xml:space="preserve">,</w:t>
       </w:r>
       <w:r>
@@ -5453,7 +6326,7 @@
         <w:rPr>
           <w:rStyle w:val="FunctionTok"/>
         </w:rPr>
-        <w:t xml:space="preserve">SiteID</w:t>
+        <w:t xml:space="preserve">transform</w:t>
       </w:r>
       <w:r>
         <w:rPr>
@@ -5465,7 +6338,19 @@
         <w:rPr>
           <w:rStyle w:val="AttributeTok"/>
         </w:rPr>
-        <w:t xml:space="preserve"> const(HQ) </w:t>
+        <w:t xml:space="preserve"> </w:t>
+      </w:r>
+      <w:r>
+        <w:rPr>
+          <w:rStyle w:val="StringTok"/>
+        </w:rPr>
+        <w:t xml:space="preserve">"concat('AL-',alm_seq,'-',ev)"</w:t>
+      </w:r>
+      <w:r>
+        <w:rPr>
+          <w:rStyle w:val="AttributeTok"/>
+        </w:rPr>
+        <w:t xml:space="preserve"> </w:t>
       </w:r>
       <w:r>
         <w:rPr>
@@ -5478,15 +6363,24 @@
       </w:r>
       <w:r>
         <w:rPr>
-          <w:rStyle w:val="AttributeTok"/>
-        </w:rPr>
-        <w:t xml:space="preserve">  </w:t>
+          <w:rStyle w:val="CommentTok"/>
+        </w:rPr>
+        <w:t xml:space="preserve">      # 원천 코드 → 표준 코드(codes의 ALM_CD 대응표)</w:t>
+      </w:r>
+      <w:r>
+        <w:br/>
+      </w:r>
+      <w:r>
+        <w:rPr>
+          <w:rStyle w:val="AttributeTok"/>
+        </w:rPr>
+        <w:t xml:space="preserve">      </w:t>
       </w:r>
       <w:r>
         <w:rPr>
           <w:rStyle w:val="FunctionTok"/>
         </w:rPr>
-        <w:t xml:space="preserve">transform_by_column</w:t>
+        <w:t xml:space="preserve">ErrorCode</w:t>
       </w:r>
       <w:r>
         <w:rPr>
@@ -5516,7 +6410,7 @@
         <w:rPr>
           <w:rStyle w:val="FunctionTok"/>
         </w:rPr>
-        <w:t xml:space="preserve">item_cd</w:t>
+        <w:t xml:space="preserve">from</w:t>
       </w:r>
       <w:r>
         <w:rPr>
@@ -5528,12 +6422,42 @@
         <w:rPr>
           <w:rStyle w:val="AttributeTok"/>
         </w:rPr>
-        <w:t xml:space="preserve"> upper_trim </w:t>
+        <w:t xml:space="preserve"> alm_cd</w:t>
       </w:r>
       <w:r>
         <w:rPr>
           <w:rStyle w:val="KeywordTok"/>
         </w:rPr>
+        <w:t xml:space="preserve">,</w:t>
+      </w:r>
+      <w:r>
+        <w:rPr>
+          <w:rStyle w:val="AttributeTok"/>
+        </w:rPr>
+        <w:t xml:space="preserve"> </w:t>
+      </w:r>
+      <w:r>
+        <w:rPr>
+          <w:rStyle w:val="FunctionTok"/>
+        </w:rPr>
+        <w:t xml:space="preserve">code</w:t>
+      </w:r>
+      <w:r>
+        <w:rPr>
+          <w:rStyle w:val="KeywordTok"/>
+        </w:rPr>
+        <w:t xml:space="preserve">:</w:t>
+      </w:r>
+      <w:r>
+        <w:rPr>
+          <w:rStyle w:val="AttributeTok"/>
+        </w:rPr>
+        <w:t xml:space="preserve"> ALM_CD </w:t>
+      </w:r>
+      <w:r>
+        <w:rPr>
+          <w:rStyle w:val="KeywordTok"/>
+        </w:rPr>
         <w:t xml:space="preserve">}</w:t>
       </w:r>
       <w:r>
@@ -5541,9 +6465,24 @@
       </w:r>
       <w:r>
         <w:rPr>
+          <w:rStyle w:val="CommentTok"/>
+        </w:rPr>
+        <w:t xml:space="preserve">      # 확장 속성 — 표준 알람에 없어 확장 정의서에 정의</w:t>
+      </w:r>
+      <w:r>
+        <w:br/>
+      </w:r>
+      <w:r>
+        <w:rPr>
+          <w:rStyle w:val="AttributeTok"/>
+        </w:rPr>
+        <w:t xml:space="preserve">      </w:t>
+      </w:r>
+      <w:r>
+        <w:rPr>
           <w:rStyle w:val="FunctionTok"/>
         </w:rPr>
-        <w:t xml:space="preserve">specs</w:t>
+        <w:t xml:space="preserve">AlarmSeverityCode</w:t>
       </w:r>
       <w:r>
         <w:rPr>
@@ -5552,19 +6491,16 @@
         <w:t xml:space="preserve">:</w:t>
       </w:r>
       <w:r>
-        <w:br/>
-      </w:r>
-      <w:r>
-        <w:rPr>
-          <w:rStyle w:val="AttributeTok"/>
-        </w:rPr>
-        <w:t xml:space="preserve">  </w:t>
+        <w:rPr>
+          <w:rStyle w:val="AttributeTok"/>
+        </w:rPr>
+        <w:t xml:space="preserve"> </w:t>
       </w:r>
       <w:r>
         <w:rPr>
           <w:rStyle w:val="KeywordTok"/>
         </w:rPr>
-        <w:t xml:space="preserve">-</w:t>
+        <w:t xml:space="preserve">{</w:t>
       </w:r>
       <w:r>
         <w:rPr>
@@ -5576,7 +6512,7 @@
         <w:rPr>
           <w:rStyle w:val="FunctionTok"/>
         </w:rPr>
-        <w:t xml:space="preserve">noun</w:t>
+        <w:t xml:space="preserve">from</w:t>
       </w:r>
       <w:r>
         <w:rPr>
@@ -5588,28 +6524,25 @@
         <w:rPr>
           <w:rStyle w:val="AttributeTok"/>
         </w:rPr>
-        <w:t xml:space="preserve"> Alarm</w:t>
-      </w:r>
-      <w:r>
-        <w:rPr>
-          <w:rStyle w:val="CommentTok"/>
-        </w:rPr>
-        <w:t xml:space="preserve">                                   # 표준·확장 명사</w:t>
-      </w:r>
-      <w:r>
-        <w:br/>
-      </w:r>
-      <w:r>
-        <w:rPr>
-          <w:rStyle w:val="AttributeTok"/>
-        </w:rPr>
-        <w:t xml:space="preserve">    </w:t>
+        <w:t xml:space="preserve"> alm_lvl</w:t>
+      </w:r>
+      <w:r>
+        <w:rPr>
+          <w:rStyle w:val="KeywordTok"/>
+        </w:rPr>
+        <w:t xml:space="preserve">,</w:t>
+      </w:r>
+      <w:r>
+        <w:rPr>
+          <w:rStyle w:val="AttributeTok"/>
+        </w:rPr>
+        <w:t xml:space="preserve"> </w:t>
       </w:r>
       <w:r>
         <w:rPr>
           <w:rStyle w:val="FunctionTok"/>
         </w:rPr>
-        <w:t xml:space="preserve">source</w:t>
+        <w:t xml:space="preserve">code</w:t>
       </w:r>
       <w:r>
         <w:rPr>
@@ -5621,616 +6554,13 @@
         <w:rPr>
           <w:rStyle w:val="AttributeTok"/>
         </w:rPr>
-        <w:t xml:space="preserve"> mes.tb_alarm</w:t>
-      </w:r>
-      <w:r>
-        <w:rPr>
-          <w:rStyle w:val="CommentTok"/>
-        </w:rPr>
-        <w:t xml:space="preserve">                          # 주 원천</w:t>
-      </w:r>
-      <w:r>
-        <w:br/>
-      </w:r>
-      <w:r>
-        <w:rPr>
-          <w:rStyle w:val="AttributeTok"/>
-        </w:rPr>
-        <w:t xml:space="preserve">    </w:t>
-      </w:r>
-      <w:r>
-        <w:rPr>
-          <w:rStyle w:val="FunctionTok"/>
-        </w:rPr>
-        <w:t xml:space="preserve">structure</w:t>
+        <w:t xml:space="preserve"> ALM_LVL </w:t>
       </w:r>
       <w:r>
         <w:rPr>
           <w:rStyle w:val="KeywordTok"/>
         </w:rPr>
-        <w:t xml:space="preserve">:</w:t>
-      </w:r>
-      <w:r>
-        <w:rPr>
-          <w:rStyle w:val="AttributeTok"/>
-        </w:rPr>
-        <w:t xml:space="preserve"> </w:t>
-      </w:r>
-      <w:r>
-        <w:rPr>
-          <w:rStyle w:val="StringTok"/>
-        </w:rPr>
-        <w:t xml:space="preserve">"이력(발생·해제)→이벤트 2행"</w:t>
-      </w:r>
-      <w:r>
-        <w:rPr>
-          <w:rStyle w:val="CommentTok"/>
-        </w:rPr>
-        <w:t xml:space="preserve">          # 구조 유형</w:t>
-      </w:r>
-      <w:r>
-        <w:br/>
-      </w:r>
-      <w:r>
-        <w:rPr>
-          <w:rStyle w:val="AttributeTok"/>
-        </w:rPr>
-        <w:t xml:space="preserve">    </w:t>
-      </w:r>
-      <w:r>
-        <w:rPr>
-          <w:rStyle w:val="FunctionTok"/>
-        </w:rPr>
-        <w:t xml:space="preserve">join</w:t>
-      </w:r>
-      <w:r>
-        <w:rPr>
-          <w:rStyle w:val="KeywordTok"/>
-        </w:rPr>
-        <w:t xml:space="preserve">:</w:t>
-      </w:r>
-      <w:r>
-        <w:rPr>
-          <w:rStyle w:val="AttributeTok"/>
-        </w:rPr>
-        <w:t xml:space="preserve"> </w:t>
-      </w:r>
-      <w:r>
-        <w:rPr>
-          <w:rStyle w:val="KeywordTok"/>
-        </w:rPr>
-        <w:t xml:space="preserve">[</w:t>
-      </w:r>
-      <w:r>
-        <w:rPr>
-          <w:rStyle w:val="AttributeTok"/>
-        </w:rPr>
-        <w:t xml:space="preserve"> </w:t>
-      </w:r>
-      <w:r>
-        <w:rPr>
-          <w:rStyle w:val="KeywordTok"/>
-        </w:rPr>
-        <w:t xml:space="preserve">{</w:t>
-      </w:r>
-      <w:r>
-        <w:rPr>
-          <w:rStyle w:val="AttributeTok"/>
-        </w:rPr>
-        <w:t xml:space="preserve"> </w:t>
-      </w:r>
-      <w:r>
-        <w:rPr>
-          <w:rStyle w:val="FunctionTok"/>
-        </w:rPr>
-        <w:t xml:space="preserve">table</w:t>
-      </w:r>
-      <w:r>
-        <w:rPr>
-          <w:rStyle w:val="KeywordTok"/>
-        </w:rPr>
-        <w:t xml:space="preserve">:</w:t>
-      </w:r>
-      <w:r>
-        <w:rPr>
-          <w:rStyle w:val="AttributeTok"/>
-        </w:rPr>
-        <w:t xml:space="preserve"> mes.tm_eqp</w:t>
-      </w:r>
-      <w:r>
-        <w:rPr>
-          <w:rStyle w:val="KeywordTok"/>
-        </w:rPr>
-        <w:t xml:space="preserve">,</w:t>
-      </w:r>
-      <w:r>
-        <w:rPr>
-          <w:rStyle w:val="AttributeTok"/>
-        </w:rPr>
-        <w:t xml:space="preserve"> </w:t>
-      </w:r>
-      <w:r>
-        <w:rPr>
-          <w:rStyle w:val="FunctionTok"/>
-        </w:rPr>
-        <w:t xml:space="preserve">as</w:t>
-      </w:r>
-      <w:r>
-        <w:rPr>
-          <w:rStyle w:val="KeywordTok"/>
-        </w:rPr>
-        <w:t xml:space="preserve">:</w:t>
-      </w:r>
-      <w:r>
-        <w:rPr>
-          <w:rStyle w:val="AttributeTok"/>
-        </w:rPr>
-        <w:t xml:space="preserve"> e</w:t>
-      </w:r>
-      <w:r>
-        <w:rPr>
-          <w:rStyle w:val="KeywordTok"/>
-        </w:rPr>
-        <w:t xml:space="preserve">,</w:t>
-      </w:r>
-      <w:r>
-        <w:rPr>
-          <w:rStyle w:val="AttributeTok"/>
-        </w:rPr>
-        <w:t xml:space="preserve"> </w:t>
-      </w:r>
-      <w:r>
-        <w:rPr>
-          <w:rStyle w:val="FunctionTok"/>
-        </w:rPr>
-        <w:t xml:space="preserve">on</w:t>
-      </w:r>
-      <w:r>
-        <w:rPr>
-          <w:rStyle w:val="KeywordTok"/>
-        </w:rPr>
-        <w:t xml:space="preserve">:</w:t>
-      </w:r>
-      <w:r>
-        <w:rPr>
-          <w:rStyle w:val="AttributeTok"/>
-        </w:rPr>
-        <w:t xml:space="preserve"> </w:t>
-      </w:r>
-      <w:r>
-        <w:rPr>
-          <w:rStyle w:val="StringTok"/>
-        </w:rPr>
-        <w:t xml:space="preserve">"eqp_id = e.eqp_id"</w:t>
-      </w:r>
-      <w:r>
-        <w:rPr>
-          <w:rStyle w:val="AttributeTok"/>
-        </w:rPr>
-        <w:t xml:space="preserve"> </w:t>
-      </w:r>
-      <w:r>
-        <w:rPr>
-          <w:rStyle w:val="KeywordTok"/>
-        </w:rPr>
         <w:t xml:space="preserve">}</w:t>
-      </w:r>
-      <w:r>
-        <w:rPr>
-          <w:rStyle w:val="AttributeTok"/>
-        </w:rPr>
-        <w:t xml:space="preserve"> </w:t>
-      </w:r>
-      <w:r>
-        <w:rPr>
-          <w:rStyle w:val="KeywordTok"/>
-        </w:rPr>
-        <w:t xml:space="preserve">]</w:t>
-      </w:r>
-      <w:r>
-        <w:br/>
-      </w:r>
-      <w:r>
-        <w:rPr>
-          <w:rStyle w:val="AttributeTok"/>
-        </w:rPr>
-        <w:t xml:space="preserve">    </w:t>
-      </w:r>
-      <w:r>
-        <w:rPr>
-          <w:rStyle w:val="FunctionTok"/>
-        </w:rPr>
-        <w:t xml:space="preserve">base</w:t>
-      </w:r>
-      <w:r>
-        <w:rPr>
-          <w:rStyle w:val="KeywordTok"/>
-        </w:rPr>
-        <w:t xml:space="preserve">:</w:t>
-      </w:r>
-      <w:r>
-        <w:rPr>
-          <w:rStyle w:val="AttributeTok"/>
-        </w:rPr>
-        <w:t xml:space="preserve"> </w:t>
-      </w:r>
-      <w:r>
-        <w:rPr>
-          <w:rStyle w:val="KeywordTok"/>
-        </w:rPr>
-        <w:t xml:space="preserve">{</w:t>
-      </w:r>
-      <w:r>
-        <w:rPr>
-          <w:rStyle w:val="AttributeTok"/>
-        </w:rPr>
-        <w:t xml:space="preserve"> </w:t>
-      </w:r>
-      <w:r>
-        <w:rPr>
-          <w:rStyle w:val="FunctionTok"/>
-        </w:rPr>
-        <w:t xml:space="preserve">PlantID</w:t>
-      </w:r>
-      <w:r>
-        <w:rPr>
-          <w:rStyle w:val="KeywordTok"/>
-        </w:rPr>
-        <w:t xml:space="preserve">:</w:t>
-      </w:r>
-      <w:r>
-        <w:rPr>
-          <w:rStyle w:val="AttributeTok"/>
-        </w:rPr>
-        <w:t xml:space="preserve"> </w:t>
-      </w:r>
-      <w:r>
-        <w:rPr>
-          <w:rStyle w:val="StringTok"/>
-        </w:rPr>
-        <w:t xml:space="preserve">"xref(plant, e.fac_id)"</w:t>
-      </w:r>
-      <w:r>
-        <w:rPr>
-          <w:rStyle w:val="AttributeTok"/>
-        </w:rPr>
-        <w:t xml:space="preserve"> </w:t>
-      </w:r>
-      <w:r>
-        <w:rPr>
-          <w:rStyle w:val="KeywordTok"/>
-        </w:rPr>
-        <w:t xml:space="preserve">}</w:t>
-      </w:r>
-      <w:r>
-        <w:rPr>
-          <w:rStyle w:val="CommentTok"/>
-        </w:rPr>
-        <w:t xml:space="preserve">    # 공장 식별 대응</w:t>
-      </w:r>
-      <w:r>
-        <w:br/>
-      </w:r>
-      <w:r>
-        <w:rPr>
-          <w:rStyle w:val="AttributeTok"/>
-        </w:rPr>
-        <w:t xml:space="preserve">    </w:t>
-      </w:r>
-      <w:r>
-        <w:rPr>
-          <w:rStyle w:val="FunctionTok"/>
-        </w:rPr>
-        <w:t xml:space="preserve">map</w:t>
-      </w:r>
-      <w:r>
-        <w:rPr>
-          <w:rStyle w:val="KeywordTok"/>
-        </w:rPr>
-        <w:t xml:space="preserve">:</w:t>
-      </w:r>
-      <w:r>
-        <w:br/>
-      </w:r>
-      <w:r>
-        <w:rPr>
-          <w:rStyle w:val="AttributeTok"/>
-        </w:rPr>
-        <w:t xml:space="preserve">      </w:t>
-      </w:r>
-      <w:r>
-        <w:rPr>
-          <w:rStyle w:val="FunctionTok"/>
-        </w:rPr>
-        <w:t xml:space="preserve">AlarmID</w:t>
-      </w:r>
-      <w:r>
-        <w:rPr>
-          <w:rStyle w:val="KeywordTok"/>
-        </w:rPr>
-        <w:t xml:space="preserve">:</w:t>
-      </w:r>
-      <w:r>
-        <w:rPr>
-          <w:rStyle w:val="AttributeTok"/>
-        </w:rPr>
-        <w:t xml:space="preserve"> </w:t>
-      </w:r>
-      <w:r>
-        <w:rPr>
-          <w:rStyle w:val="KeywordTok"/>
-        </w:rPr>
-        <w:t xml:space="preserve">{</w:t>
-      </w:r>
-      <w:r>
-        <w:rPr>
-          <w:rStyle w:val="AttributeTok"/>
-        </w:rPr>
-        <w:t xml:space="preserve"> </w:t>
-      </w:r>
-      <w:r>
-        <w:rPr>
-          <w:rStyle w:val="FunctionTok"/>
-        </w:rPr>
-        <w:t xml:space="preserve">from</w:t>
-      </w:r>
-      <w:r>
-        <w:rPr>
-          <w:rStyle w:val="KeywordTok"/>
-        </w:rPr>
-        <w:t xml:space="preserve">:</w:t>
-      </w:r>
-      <w:r>
-        <w:rPr>
-          <w:rStyle w:val="AttributeTok"/>
-        </w:rPr>
-        <w:t xml:space="preserve"> alm_seq</w:t>
-      </w:r>
-      <w:r>
-        <w:rPr>
-          <w:rStyle w:val="KeywordTok"/>
-        </w:rPr>
-        <w:t xml:space="preserve">,</w:t>
-      </w:r>
-      <w:r>
-        <w:rPr>
-          <w:rStyle w:val="AttributeTok"/>
-        </w:rPr>
-        <w:t xml:space="preserve"> </w:t>
-      </w:r>
-      <w:r>
-        <w:rPr>
-          <w:rStyle w:val="FunctionTok"/>
-        </w:rPr>
-        <w:t xml:space="preserve">transform</w:t>
-      </w:r>
-      <w:r>
-        <w:rPr>
-          <w:rStyle w:val="KeywordTok"/>
-        </w:rPr>
-        <w:t xml:space="preserve">:</w:t>
-      </w:r>
-      <w:r>
-        <w:rPr>
-          <w:rStyle w:val="AttributeTok"/>
-        </w:rPr>
-        <w:t xml:space="preserve"> </w:t>
-      </w:r>
-      <w:r>
-        <w:rPr>
-          <w:rStyle w:val="StringTok"/>
-        </w:rPr>
-        <w:t xml:space="preserve">"concat('AL-',alm_seq,'-',ev)"</w:t>
-      </w:r>
-      <w:r>
-        <w:rPr>
-          <w:rStyle w:val="AttributeTok"/>
-        </w:rPr>
-        <w:t xml:space="preserve"> </w:t>
-      </w:r>
-      <w:r>
-        <w:rPr>
-          <w:rStyle w:val="KeywordTok"/>
-        </w:rPr>
-        <w:t xml:space="preserve">}</w:t>
-      </w:r>
-      <w:r>
-        <w:br/>
-      </w:r>
-      <w:r>
-        <w:rPr>
-          <w:rStyle w:val="AttributeTok"/>
-        </w:rPr>
-        <w:t xml:space="preserve">      </w:t>
-      </w:r>
-      <w:r>
-        <w:rPr>
-          <w:rStyle w:val="FunctionTok"/>
-        </w:rPr>
-        <w:t xml:space="preserve">ErrorCode</w:t>
-      </w:r>
-      <w:r>
-        <w:rPr>
-          <w:rStyle w:val="KeywordTok"/>
-        </w:rPr>
-        <w:t xml:space="preserve">:</w:t>
-      </w:r>
-      <w:r>
-        <w:rPr>
-          <w:rStyle w:val="AttributeTok"/>
-        </w:rPr>
-        <w:t xml:space="preserve"> </w:t>
-      </w:r>
-      <w:r>
-        <w:rPr>
-          <w:rStyle w:val="KeywordTok"/>
-        </w:rPr>
-        <w:t xml:space="preserve">{</w:t>
-      </w:r>
-      <w:r>
-        <w:rPr>
-          <w:rStyle w:val="AttributeTok"/>
-        </w:rPr>
-        <w:t xml:space="preserve"> </w:t>
-      </w:r>
-      <w:r>
-        <w:rPr>
-          <w:rStyle w:val="FunctionTok"/>
-        </w:rPr>
-        <w:t xml:space="preserve">from</w:t>
-      </w:r>
-      <w:r>
-        <w:rPr>
-          <w:rStyle w:val="KeywordTok"/>
-        </w:rPr>
-        <w:t xml:space="preserve">:</w:t>
-      </w:r>
-      <w:r>
-        <w:rPr>
-          <w:rStyle w:val="AttributeTok"/>
-        </w:rPr>
-        <w:t xml:space="preserve"> alm_cd</w:t>
-      </w:r>
-      <w:r>
-        <w:rPr>
-          <w:rStyle w:val="KeywordTok"/>
-        </w:rPr>
-        <w:t xml:space="preserve">,</w:t>
-      </w:r>
-      <w:r>
-        <w:rPr>
-          <w:rStyle w:val="AttributeTok"/>
-        </w:rPr>
-        <w:t xml:space="preserve"> </w:t>
-      </w:r>
-      <w:r>
-        <w:rPr>
-          <w:rStyle w:val="FunctionTok"/>
-        </w:rPr>
-        <w:t xml:space="preserve">code</w:t>
-      </w:r>
-      <w:r>
-        <w:rPr>
-          <w:rStyle w:val="KeywordTok"/>
-        </w:rPr>
-        <w:t xml:space="preserve">:</w:t>
-      </w:r>
-      <w:r>
-        <w:rPr>
-          <w:rStyle w:val="AttributeTok"/>
-        </w:rPr>
-        <w:t xml:space="preserve"> ALM_CD </w:t>
-      </w:r>
-      <w:r>
-        <w:rPr>
-          <w:rStyle w:val="KeywordTok"/>
-        </w:rPr>
-        <w:t xml:space="preserve">}</w:t>
-      </w:r>
-      <w:r>
-        <w:rPr>
-          <w:rStyle w:val="CommentTok"/>
-        </w:rPr>
-        <w:t xml:space="preserve">   # 코드 대응 그룹</w:t>
-      </w:r>
-      <w:r>
-        <w:br/>
-      </w:r>
-      <w:r>
-        <w:rPr>
-          <w:rStyle w:val="AttributeTok"/>
-        </w:rPr>
-        <w:t xml:space="preserve">      </w:t>
-      </w:r>
-      <w:r>
-        <w:rPr>
-          <w:rStyle w:val="FunctionTok"/>
-        </w:rPr>
-        <w:t xml:space="preserve">AlarmSeverityCode</w:t>
-      </w:r>
-      <w:r>
-        <w:rPr>
-          <w:rStyle w:val="KeywordTok"/>
-        </w:rPr>
-        <w:t xml:space="preserve">:</w:t>
-      </w:r>
-      <w:r>
-        <w:rPr>
-          <w:rStyle w:val="AttributeTok"/>
-        </w:rPr>
-        <w:t xml:space="preserve"> </w:t>
-      </w:r>
-      <w:r>
-        <w:rPr>
-          <w:rStyle w:val="KeywordTok"/>
-        </w:rPr>
-        <w:t xml:space="preserve">{</w:t>
-      </w:r>
-      <w:r>
-        <w:rPr>
-          <w:rStyle w:val="AttributeTok"/>
-        </w:rPr>
-        <w:t xml:space="preserve"> </w:t>
-      </w:r>
-      <w:r>
-        <w:rPr>
-          <w:rStyle w:val="FunctionTok"/>
-        </w:rPr>
-        <w:t xml:space="preserve">from</w:t>
-      </w:r>
-      <w:r>
-        <w:rPr>
-          <w:rStyle w:val="KeywordTok"/>
-        </w:rPr>
-        <w:t xml:space="preserve">:</w:t>
-      </w:r>
-      <w:r>
-        <w:rPr>
-          <w:rStyle w:val="AttributeTok"/>
-        </w:rPr>
-        <w:t xml:space="preserve"> alm_lvl</w:t>
-      </w:r>
-      <w:r>
-        <w:rPr>
-          <w:rStyle w:val="KeywordTok"/>
-        </w:rPr>
-        <w:t xml:space="preserve">,</w:t>
-      </w:r>
-      <w:r>
-        <w:rPr>
-          <w:rStyle w:val="AttributeTok"/>
-        </w:rPr>
-        <w:t xml:space="preserve"> </w:t>
-      </w:r>
-      <w:r>
-        <w:rPr>
-          <w:rStyle w:val="FunctionTok"/>
-        </w:rPr>
-        <w:t xml:space="preserve">code</w:t>
-      </w:r>
-      <w:r>
-        <w:rPr>
-          <w:rStyle w:val="KeywordTok"/>
-        </w:rPr>
-        <w:t xml:space="preserve">:</w:t>
-      </w:r>
-      <w:r>
-        <w:rPr>
-          <w:rStyle w:val="AttributeTok"/>
-        </w:rPr>
-        <w:t xml:space="preserve"> ALM_LVL </w:t>
-      </w:r>
-      <w:r>
-        <w:rPr>
-          <w:rStyle w:val="KeywordTok"/>
-        </w:rPr>
-        <w:t xml:space="preserve">}</w:t>
-      </w:r>
-      <w:r>
-        <w:rPr>
-          <w:rStyle w:val="CommentTok"/>
-        </w:rPr>
-        <w:t xml:space="preserve">   # 확장 속성</w:t>
       </w:r>
     </w:p>
     <w:tbl>
@@ -7806,6 +8136,15 @@
       </w:r>
       <w:r>
         <w:rPr>
+          <w:rStyle w:val="CommentTok"/>
+        </w:rPr>
+        <w:t xml:space="preserve">  # system: 원천 시스템 / group: 대응표 이름(명세의 code:) / ksx_group: 표준·확장 코드 그룹</w:t>
+      </w:r>
+      <w:r>
+        <w:br/>
+      </w:r>
+      <w:r>
+        <w:rPr>
           <w:rStyle w:val="AttributeTok"/>
         </w:rPr>
         <w:t xml:space="preserve">  </w:t>
@@ -7917,6 +8256,15 @@
           <w:rStyle w:val="KeywordTok"/>
         </w:rPr>
         <w:t xml:space="preserve">,</w:t>
+      </w:r>
+      <w:r>
+        <w:br/>
+      </w:r>
+      <w:r>
+        <w:rPr>
+          <w:rStyle w:val="CommentTok"/>
+        </w:rPr>
+        <w:t xml:space="preserve">      # map: 원천 코드 → 표준 코드 / rule: 기본 equal, 값별로 merge·approx·ext 지정</w:t>
       </w:r>
       <w:r>
         <w:br/>
@@ -8530,6 +8878,15 @@
       </w:pPr>
       <w:r>
         <w:rPr>
+          <w:rStyle w:val="CommentTok"/>
+        </w:rPr>
+        <w:t xml:space="preserve"># cust_cd → CustomerID(먼저 시도), CustomerCode(다음)</w:t>
+      </w:r>
+      <w:r>
+        <w:br/>
+      </w:r>
+      <w:r>
+        <w:rPr>
           <w:rStyle w:val="FunctionTok"/>
         </w:rPr>
         <w:t xml:space="preserve">CD</w:t>
@@ -8581,6 +8938,15 @@
       </w:r>
       <w:r>
         <w:rPr>
+          <w:rStyle w:val="CommentTok"/>
+        </w:rPr>
+        <w:t xml:space="preserve"># NO·YES·ON은 YAML이 불리언으로 읽으므로 따옴표</w:t>
+      </w:r>
+      <w:r>
+        <w:br/>
+      </w:r>
+      <w:r>
+        <w:rPr>
           <w:rStyle w:val="FunctionTok"/>
         </w:rPr>
         <w:t xml:space="preserve">"NO"</w:t>
@@ -8628,10 +8994,13 @@
         <w:t xml:space="preserve">]</w:t>
       </w:r>
       <w:r>
+        <w:br/>
+      </w:r>
+      <w:r>
         <w:rPr>
           <w:rStyle w:val="CommentTok"/>
         </w:rPr>
-        <w:t xml:space="preserve">          # NO·YES·ON은 YAML이 불리언으로 읽으므로 따옴표</w:t>
+        <w:t xml:space="preserve"># S2 실습에서 보강 → so_dt가 SalesDate로 자동 매칭</w:t>
       </w:r>
       <w:r>
         <w:br/>
@@ -8683,12 +9052,6 @@
           <w:rStyle w:val="KeywordTok"/>
         </w:rPr>
         <w:t xml:space="preserve">]</w:t>
-      </w:r>
-      <w:r>
-        <w:rPr>
-          <w:rStyle w:val="CommentTok"/>
-        </w:rPr>
-        <w:t xml:space="preserve">  # S2 실습에서 보강 → so_dt가 SalesDate로 자동 매칭</w:t>
       </w:r>
     </w:p>
     <w:bookmarkEnd w:id="33"/>
@@ -8733,6 +9096,24 @@
       </w:pPr>
       <w:r>
         <w:rPr>
+          <w:rStyle w:val="CommentTok"/>
+        </w:rPr>
+        <w:t xml:space="preserve"># run : 계획대로 매칭해 명세(yaml)·대응표(csv)·검토본(xlsx)·요약(md)을 다시 만든다(검토본 Excel을 닫고 실행)</w:t>
+      </w:r>
+      <w:r>
+        <w:br/>
+      </w:r>
+      <w:r>
+        <w:rPr>
+          <w:rStyle w:val="CommentTok"/>
+        </w:rPr>
+        <w:t xml:space="preserve"># --plan : 매핑 계획 파일</w:t>
+      </w:r>
+      <w:r>
+        <w:br/>
+      </w:r>
+      <w:r>
+        <w:rPr>
           <w:rStyle w:val="VariableTok"/>
         </w:rPr>
         <w:t xml:space="preserve">PYTHONPATH</w:t>
@@ -8799,6 +9180,15 @@
       </w:pPr>
       <w:r>
         <w:rPr>
+          <w:rStyle w:val="CommentTok"/>
+        </w:rPr>
+        <w:t xml:space="preserve"># check : 파일은 고치지 않고 완료 기준(필수 속성·컬럼 판정·오류 0)과 최신 여부만 점검 — 실패면 종료 코드 1</w:t>
+      </w:r>
+      <w:r>
+        <w:br/>
+      </w:r>
+      <w:r>
+        <w:rPr>
           <w:rStyle w:val="VariableTok"/>
         </w:rPr>
         <w:t xml:space="preserve">PYTHONPATH</w:t>
@@ -8875,6 +9265,24 @@
         <w:rPr>
           <w:rStyle w:val="VerbatimChar"/>
         </w:rPr>
+        <w:t xml:space="preserve"># 명세 58개가 명사 54개를 만든다(로트는 출처별 4개 명세). 매핑 427 = 원천 컬럼 1개 ↔ 속성 1개</w:t>
+      </w:r>
+      <w:r>
+        <w:br/>
+      </w:r>
+      <w:r>
+        <w:rPr>
+          <w:rStyle w:val="VerbatimChar"/>
+        </w:rPr>
+        <w:t xml:space="preserve"># 파생 17 = 여러 컬럼 조합 / 결정론 = ①~④로 맞춘 비율 / 검토자 수정 = 결정론 결과를 사람이 바꾼 비율</w:t>
+      </w:r>
+      <w:r>
+        <w:br/>
+      </w:r>
+      <w:r>
+        <w:rPr>
+          <w:rStyle w:val="VerbatimChar"/>
+        </w:rPr>
         <w:t xml:space="preserve">automap: 명세 58 · 명사 54 · 매핑 427 (파생 17, 결정론 71.9%, 검토자 수정 1.9%, 검토자 매핑 120)</w:t>
       </w:r>
       <w:r>
@@ -8884,6 +9292,15 @@
         <w:rPr>
           <w:rStyle w:val="VerbatimChar"/>
         </w:rPr>
+        <w:t xml:space="preserve"># 완료 기준 세 가지 — 모두 100%·0이어야 통과</w:t>
+      </w:r>
+      <w:r>
+        <w:br/>
+      </w:r>
+      <w:r>
+        <w:rPr>
+          <w:rStyle w:val="VerbatimChar"/>
+        </w:rPr>
         <w:t xml:space="preserve">  필수 속성 100.0% (275/275) · 컬럼 판정 100.0% (452/452) · 오류 0</w:t>
       </w:r>
       <w:r>
@@ -8893,6 +9310,15 @@
         <w:rPr>
           <w:rStyle w:val="VerbatimChar"/>
         </w:rPr>
+        <w:t xml:space="preserve"># 경고는 통과를 막지 않음 — 승인 기록에 다음 단계 과제로 남김</w:t>
+      </w:r>
+      <w:r>
+        <w:br/>
+      </w:r>
+      <w:r>
+        <w:rPr>
+          <w:rStyle w:val="VerbatimChar"/>
+        </w:rPr>
         <w:t xml:space="preserve">  경고 · 단위 N·m: 표준 단위코드 N.m 없음 — 확장 단위 후보(단위그룹 확장)</w:t>
       </w:r>
       <w:r>
@@ -8903,6 +9329,15 @@
           <w:rStyle w:val="VerbatimChar"/>
         </w:rPr>
         <w:t xml:space="preserve">  경고 · 단위 cc/min: 표준 단위코드 cm3/min 없음 — 확장 단위 후보(단위그룹 확장)</w:t>
+      </w:r>
+      <w:r>
+        <w:br/>
+      </w:r>
+      <w:r>
+        <w:rPr>
+          <w:rStyle w:val="VerbatimChar"/>
+        </w:rPr>
+        <w:t xml:space="preserve"># 최신 여부까지 포함한 최종 판정</w:t>
       </w:r>
       <w:r>
         <w:br/>
@@ -9682,6 +10117,15 @@
       </w:pPr>
       <w:r>
         <w:rPr>
+          <w:rStyle w:val="CommentTok"/>
+        </w:rPr>
+        <w:t xml:space="preserve"># 표준(Core) 속성</w:t>
+      </w:r>
+      <w:r>
+        <w:br/>
+      </w:r>
+      <w:r>
+        <w:rPr>
           <w:rStyle w:val="FunctionTok"/>
         </w:rPr>
         <w:t xml:space="preserve">attributes</w:t>
@@ -9697,6 +10141,15 @@
       </w:r>
       <w:r>
         <w:rPr>
+          <w:rStyle w:val="CommentTok"/>
+        </w:rPr>
+        <w:t xml:space="preserve">  # 계획에 적은 매핑(manual) — 원천 코드는 ALM_CD 대응표로 표준 그룹 코드가 됨</w:t>
+      </w:r>
+      <w:r>
+        <w:br/>
+      </w:r>
+      <w:r>
+        <w:rPr>
           <w:rStyle w:val="AttributeTok"/>
         </w:rPr>
         <w:t xml:space="preserve">  </w:t>
@@ -9844,6 +10297,15 @@
       </w:r>
       <w:r>
         <w:rPr>
+          <w:rStyle w:val="CommentTok"/>
+        </w:rPr>
+        <w:t xml:space="preserve">  # 약어 사전으로 자동 매칭(normalized): eqp → Equipment, id → ID</w:t>
+      </w:r>
+      <w:r>
+        <w:br/>
+      </w:r>
+      <w:r>
+        <w:rPr>
           <w:rStyle w:val="AttributeTok"/>
         </w:rPr>
         <w:t xml:space="preserve">  </w:t>
@@ -9955,6 +10417,15 @@
           <w:rStyle w:val="KeywordTok"/>
         </w:rPr>
         <w:t xml:space="preserve">}</w:t>
+      </w:r>
+      <w:r>
+        <w:br/>
+      </w:r>
+      <w:r>
+        <w:rPr>
+          <w:rStyle w:val="CommentTok"/>
+        </w:rPr>
+        <w:t xml:space="preserve"># 확장 속성 — S3에서 ext.AlarmExt 테이블로 적재</w:t>
       </w:r>
       <w:r>
         <w:br/>
@@ -10779,6 +11250,33 @@
       </w:pPr>
       <w:r>
         <w:rPr>
+          <w:rStyle w:val="CommentTok"/>
+        </w:rPr>
+        <w:t xml:space="preserve"># sed -i : 파일을 그 자리에서 고침</w:t>
+      </w:r>
+      <w:r>
+        <w:br/>
+      </w:r>
+      <w:r>
+        <w:rPr>
+          <w:rStyle w:val="CommentTok"/>
+        </w:rPr>
+        <w:t xml:space="preserve"># '/시작/,/끝/' : 'noun: EquipmentParameter' 줄부터 다음 'map:' 줄까지만 대상(다른 명세는 건드리지 않음)</w:t>
+      </w:r>
+      <w:r>
+        <w:br/>
+      </w:r>
+      <w:r>
+        <w:rPr>
+          <w:rStyle w:val="CommentTok"/>
+        </w:rPr>
+        <w:t xml:space="preserve"># 's/찾을 글/바꿀 글/' : 그 범위에서 'use_yn = '을 'use_flag = '로 바꿈</w:t>
+      </w:r>
+      <w:r>
+        <w:br/>
+      </w:r>
+      <w:r>
+        <w:rPr>
           <w:rStyle w:val="FunctionTok"/>
         </w:rPr>
         <w:t xml:space="preserve">sed</w:t>
@@ -10854,6 +11352,15 @@
       </w:pPr>
       <w:r>
         <w:rPr>
+          <w:rStyle w:val="CommentTok"/>
+        </w:rPr>
+        <w:t xml:space="preserve"># ^ = 줄의 시작, $ = 줄의 끝 → 정확히 'SO: SalesDocument'인 줄만 바꿈</w:t>
+      </w:r>
+      <w:r>
+        <w:br/>
+      </w:r>
+      <w:r>
+        <w:rPr>
           <w:rStyle w:val="FunctionTok"/>
         </w:rPr>
         <w:t xml:space="preserve">sed</w:t>
@@ -10900,6 +11407,15 @@
           <w:right w:val="single" w:sz="4" w:space="4" w:color="D0D5DD"/>
         </w:pBdr>
       </w:pPr>
+      <w:r>
+        <w:rPr>
+          <w:rStyle w:val="CommentTok"/>
+        </w:rPr>
+        <w:t xml:space="preserve"># '/패턴/d' : 패턴과 일치하는 줄을 지움(d = delete). 앞 공백 6칸까지 맞춰 그 한 줄만 지움</w:t>
+      </w:r>
+      <w:r>
+        <w:br/>
+      </w:r>
       <w:r>
         <w:rPr>
           <w:rStyle w:val="FunctionTok"/>
@@ -11718,6 +12234,15 @@
       </w:r>
       <w:r>
         <w:rPr>
+          <w:rStyle w:val="CommentTok"/>
+        </w:rPr>
+        <w:t xml:space="preserve">  # approved면 모든 명세의 status가 approved로 바뀜(run 실행 시)</w:t>
+      </w:r>
+      <w:r>
+        <w:br/>
+      </w:r>
+      <w:r>
+        <w:rPr>
           <w:rStyle w:val="AttributeTok"/>
         </w:rPr>
         <w:t xml:space="preserve">  </w:t>
@@ -11745,6 +12270,15 @@
       </w:r>
       <w:r>
         <w:rPr>
+          <w:rStyle w:val="CommentTok"/>
+        </w:rPr>
+        <w:t xml:space="preserve">  # 승인일 — 검토본 요약 시트의 상태에 표시</w:t>
+      </w:r>
+      <w:r>
+        <w:br/>
+      </w:r>
+      <w:r>
+        <w:rPr>
           <w:rStyle w:val="AttributeTok"/>
         </w:rPr>
         <w:t xml:space="preserve">  </w:t>
@@ -11772,6 +12306,15 @@
           <w:rStyle w:val="StringTok"/>
         </w:rPr>
         <w:t xml:space="preserve">"2026-10-23"</w:t>
+      </w:r>
+      <w:r>
+        <w:br/>
+      </w:r>
+      <w:r>
+        <w:rPr>
+          <w:rStyle w:val="CommentTok"/>
+        </w:rPr>
+        <w:t xml:space="preserve">  # 서명 — 검토본 승인 시트에 그대로 채워짐</w:t>
       </w:r>
       <w:r>
         <w:br/>
@@ -12241,6 +12784,15 @@
       </w:pPr>
       <w:r>
         <w:rPr>
+          <w:rStyle w:val="CommentTok"/>
+        </w:rPr>
+        <w:t xml:space="preserve"># 이번 단계에서 바뀌는 세 폴더(매핑·확장 정의·온톨로지 생성물)만 커밋 대상으로 담는다</w:t>
+      </w:r>
+      <w:r>
+        <w:br/>
+      </w:r>
+      <w:r>
+        <w:rPr>
           <w:rStyle w:val="FunctionTok"/>
         </w:rPr>
         <w:t xml:space="preserve">git</w:t>
@@ -12265,6 +12817,15 @@
       </w:pPr>
       <w:r>
         <w:rPr>
+          <w:rStyle w:val="CommentTok"/>
+        </w:rPr>
+        <w:t xml:space="preserve"># 담긴 파일을 짧게 본다 — 왼쪽 열 초록 M·A가 커밋될 파일, 빨강은 아직 안 담긴 파일</w:t>
+      </w:r>
+      <w:r>
+        <w:br/>
+      </w:r>
+      <w:r>
+        <w:rPr>
           <w:rStyle w:val="FunctionTok"/>
         </w:rPr>
         <w:t xml:space="preserve">git</w:t>
@@ -12295,6 +12856,15 @@
       </w:pPr>
       <w:r>
         <w:rPr>
+          <w:rStyle w:val="CommentTok"/>
+        </w:rPr>
+        <w:t xml:space="preserve"># 담은 변경을 메시지(-m)와 함께 기록</w:t>
+      </w:r>
+      <w:r>
+        <w:br/>
+      </w:r>
+      <w:r>
+        <w:rPr>
           <w:rStyle w:val="FunctionTok"/>
         </w:rPr>
         <w:t xml:space="preserve">git</w:t>
@@ -12335,6 +12905,15 @@
           <w:right w:val="single" w:sz="4" w:space="4" w:color="D0D5DD"/>
         </w:pBdr>
       </w:pPr>
+      <w:r>
+        <w:rPr>
+          <w:rStyle w:val="CommentTok"/>
+        </w:rPr>
+        <w:t xml:space="preserve"># 현재 브랜치를 연결된 원격(GitHub)에 올린다 — 이후 GitHub에서 PR 생성</w:t>
+      </w:r>
+      <w:r>
+        <w:br/>
+      </w:r>
       <w:r>
         <w:rPr>
           <w:rStyle w:val="FunctionTok"/>
